--- a/companies/calderwood-partners/Engagements/Garza, Leblanc and Porter/Meeting Minutes 2019-07-02 - Garza, Leblanc and Porter.docx
+++ b/companies/calderwood-partners/Engagements/Garza, Leblanc and Porter/Meeting Minutes 2019-07-02 - Garza, Leblanc and Porter.docx
@@ -3,8 +3,16 @@
 <w:document xmlns:wpc="http://schemas.microsoft.com/office/word/2010/wordprocessingCanvas" xmlns:mo="http://schemas.microsoft.com/office/mac/office/2008/main" xmlns:mc="http://schemas.openxmlformats.org/markup-compatibility/2006" xmlns:mv="urn:schemas-microsoft-com:mac:vml" xmlns:o="urn:schemas-microsoft-com:office:office" xmlns:r="http://schemas.openxmlformats.org/officeDocument/2006/relationships" xmlns:m="http://schemas.openxmlformats.org/officeDocument/2006/math" xmlns:v="urn:schemas-microsoft-com:vml" xmlns:wp14="http://schemas.microsoft.com/office/word/2010/wordprocessingDrawing" xmlns:wp="http://schemas.openxmlformats.org/drawingml/2006/wordprocessingDrawing" xmlns:w10="urn:schemas-microsoft-com:office:word" xmlns:w="http://schemas.openxmlformats.org/wordprocessingml/2006/main" xmlns:w14="http://schemas.microsoft.com/office/word/2010/wordml" xmlns:wpg="http://schemas.microsoft.com/office/word/2010/wordprocessingGroup" xmlns:wpi="http://schemas.microsoft.com/office/word/2010/wordprocessingInk" xmlns:wne="http://schemas.microsoft.com/office/word/2006/wordml" xmlns:wps="http://schemas.microsoft.com/office/word/2010/wordprocessingShape" mc:Ignorable="w14 wp14">
   <w:body>
     <w:p>
+      <w:pPr>
+        <w:pStyle w:val="Heading1"/>
+      </w:pPr>
       <w:r>
-        <w:t>Minutes of the working session on the portfolio strategy for Garza, Leblanc and Porter, held at the client's offices. Recorded by Melissa Casey.</w:t>
+        <w:t>Working Session Minutes: Portfolio Strategy for Garza, Leblanc and Porter</w:t>
+      </w:r>
+    </w:p>
+    <w:p>
+      <w:r>
+        <w:t>These minutes record the working session held to review the state of the portfolio strategy work for Garza, Leblanc and Porter and to fix what each party carries forward from here; they are intended as the shared record the team works from, and any attendee who reads a point differently should say so within the week so that the record can be corrected before it is relied on.</w:t>
       </w:r>
     </w:p>
     <w:p>
@@ -12,7 +20,7 @@
         <w:pStyle w:val="Heading2"/>
       </w:pPr>
       <w:r>
-        <w:t>Attendees</w:t>
+        <w:t>Present</w:t>
       </w:r>
     </w:p>
     <w:p>
@@ -20,7 +28,7 @@
         <w:pStyle w:val="ListBullet"/>
       </w:pPr>
       <w:r>
-        <w:t>Melissa Casey, Research Associate</w:t>
+        <w:t>Steven Hunt, Research Associate, Calderwood Partners</w:t>
       </w:r>
     </w:p>
     <w:p>
@@ -28,7 +36,7 @@
         <w:pStyle w:val="ListBullet"/>
       </w:pPr>
       <w:r>
-        <w:t>Steven Hunt, Research Associate</w:t>
+        <w:t>Melissa Casey, Research Associate, Calderwood Partners</w:t>
       </w:r>
     </w:p>
     <w:p>
@@ -44,42 +52,27 @@
         <w:pStyle w:val="Heading2"/>
       </w:pPr>
       <w:r>
-        <w:t>What we covered</w:t>
+        <w:t>Matters discussed</w:t>
       </w:r>
     </w:p>
     <w:p>
       <w:r>
-        <w:t>The session reviewed where each of the three workstreams stands and settled a handful of open definitions. We are far enough in to place real numbers against each business, but not yet at the point of a portfolio recommendation, which I said at the start.</w:t>
+        <w:t>Steven Hunt opened by taking the group through the market and competitive read as it now stands, setting out for each of the larger businesses how its market has moved over the recent period and where the demand behind it appears to be settling, and he was careful to distinguish the parts of that read that rest on external data from the parts that still rest on our own estimate, so that no one in the room left more confident than the evidence yet allows.</w:t>
       </w:r>
     </w:p>
     <w:p>
       <w:r>
-        <w:t>Steven Hunt walked through the inside read. The common financial picture is now built for the larger businesses and reconciles to the figures the operations team supplied; two of the smaller units are still being normalized, because their segment margins arrived late. He kept what is confirmed apart from what is still being cleaned, and nothing discussed today rests on the units that remain open.</w:t>
+        <w:t>We then reviewed the business-by-business profiles I have been assembling, and we agreed that the shape of the portfolio is clearer than it was at the outset while several of the internal figures remain to be reconciled, in particular the cost allocations across the two largest businesses, which we cannot close until the client's finance team supplies the schedules behind them; until those arrive, the comparison across the portfolio carries a wider band than we would want to place in front of anyone.</w:t>
       </w:r>
     </w:p>
     <w:p>
       <w:r>
-        <w:t>On the market read, Steven Hunt reported that the two largest units sit in markets moving at very different speeds, and that one of them looks stronger on its internal numbers than its market is likely to support. He marked that as a working read rather than a conclusion, pending the competitor detail still to come in.</w:t>
+        <w:t>On method, we agreed to hold each figure in the profiles to a stated source before it is used, and to keep what we know apart from what we assume, marking every estimate as an estimate with the band around it; this discipline slows the assembly somewhat, but it is what will let the client's own people rerun the comparison after we have gone, which Barbara Ward noted her leadership would expect to be able to do.</w:t>
       </w:r>
     </w:p>
     <w:p>
       <w:r>
-        <w:t>I presented the outside benchmark. Against comparable companies, the group's margins are middling in two businesses and clearly below reference in a third. I set out where each comparison is firm and where it rests on a thin set of references, and where the reference base is thin I said so rather than smoothing it over.</w:t>
-      </w:r>
-    </w:p>
-    <w:p>
-      <w:r>
-        <w:t>One figure still carries a caveat. The margin for the third business depends on an allocation of shared overhead that the group makes one way and that comparable companies make another; until we restate it on a like-for-like basis, the gap to the benchmark is stated as a range rather than a single number. Barbara Ward agreed to have her finance contact confirm how the overhead is currently allocated.</w:t>
-      </w:r>
-    </w:p>
-    <w:p>
-      <w:r>
-        <w:t>Barbara Ward's main question was whether the smaller units could be set aside for now so that the work concentrates on the businesses that carry most of the group's capital. We agreed that the smaller units stay in the baseline for completeness but will not hold up the portfolio map, and that her team would supply the outstanding segment margins together with a first list of competitors for the two large units.</w:t>
-      </w:r>
-    </w:p>
-    <w:p>
-      <w:r>
-        <w:t>We also touched on sequencing. With the larger businesses now measured and the two smaller units close behind, the natural next block of work is the portfolio map. Steven Hunt and I agreed to hold the map back until the competitor detail for the two large units is in, so that the position axis is not built on a partial view, and Barbara Ward had no objection to that order.</w:t>
+        <w:t>Barbara Ward gave the client's account of where the outstanding schedules stand and undertook to have them to us by the middle of next month, and, before we set an action against that, she walked us through two reorganizations within the period that explain part of the discrepancy we had flagged in the earlier numbers; we agreed that the profiles would note those reorganizations plainly rather than smooth over the discontinuity they create in the figures.</w:t>
       </w:r>
     </w:p>
     <w:p>
@@ -87,7 +80,7 @@
         <w:pStyle w:val="Heading2"/>
       </w:pPr>
       <w:r>
-        <w:t>Action items</w:t>
+        <w:t>Actions agreed</w:t>
       </w:r>
     </w:p>
     <w:tbl>
@@ -97,14 +90,28 @@
         <w:tblLook w:firstColumn="1" w:firstRow="1" w:lastColumn="0" w:lastRow="0" w:noHBand="0" w:noVBand="1" w:val="04A0"/>
       </w:tblPr>
       <w:tblGrid>
-        <w:gridCol w:w="2880"/>
-        <w:gridCol w:w="2880"/>
-        <w:gridCol w:w="2880"/>
+        <w:gridCol w:w="2160"/>
+        <w:gridCol w:w="2160"/>
+        <w:gridCol w:w="2160"/>
+        <w:gridCol w:w="2160"/>
       </w:tblGrid>
       <w:tr>
         <w:tc>
           <w:tcPr>
-            <w:tcW w:type="dxa" w:w="2880"/>
+            <w:tcW w:type="dxa" w:w="2160"/>
+          </w:tcPr>
+          <w:p>
+            <w:r>
+              <w:rPr>
+                <w:b/>
+              </w:rPr>
+              <w:t>No.</w:t>
+            </w:r>
+          </w:p>
+        </w:tc>
+        <w:tc>
+          <w:tcPr>
+            <w:tcW w:type="dxa" w:w="2160"/>
           </w:tcPr>
           <w:p>
             <w:r>
@@ -117,7 +124,7 @@
         </w:tc>
         <w:tc>
           <w:tcPr>
-            <w:tcW w:type="dxa" w:w="2880"/>
+            <w:tcW w:type="dxa" w:w="2160"/>
           </w:tcPr>
           <w:p>
             <w:r>
@@ -130,14 +137,14 @@
         </w:tc>
         <w:tc>
           <w:tcPr>
-            <w:tcW w:type="dxa" w:w="2880"/>
+            <w:tcW w:type="dxa" w:w="2160"/>
           </w:tcPr>
           <w:p>
             <w:r>
               <w:rPr>
                 <w:b/>
               </w:rPr>
-              <w:t>By</w:t>
+              <w:t>Target</w:t>
             </w:r>
           </w:p>
         </w:tc>
@@ -145,17 +152,27 @@
       <w:tr>
         <w:tc>
           <w:tcPr>
-            <w:tcW w:type="dxa" w:w="2880"/>
+            <w:tcW w:type="dxa" w:w="2160"/>
           </w:tcPr>
           <w:p>
             <w:r>
-              <w:t>Deliver the outstanding segment margins for the smaller businesses and confirm the overhead allocation</w:t>
+              <w:t>1</w:t>
             </w:r>
           </w:p>
         </w:tc>
         <w:tc>
           <w:tcPr>
-            <w:tcW w:type="dxa" w:w="2880"/>
+            <w:tcW w:type="dxa" w:w="2160"/>
+          </w:tcPr>
+          <w:p>
+            <w:r>
+              <w:t>Deliver the cost-allocation schedules for the two largest businesses</w:t>
+            </w:r>
+          </w:p>
+        </w:tc>
+        <w:tc>
+          <w:tcPr>
+            <w:tcW w:type="dxa" w:w="2160"/>
           </w:tcPr>
           <w:p>
             <w:r>
@@ -165,11 +182,11 @@
         </w:tc>
         <w:tc>
           <w:tcPr>
-            <w:tcW w:type="dxa" w:w="2880"/>
+            <w:tcW w:type="dxa" w:w="2160"/>
           </w:tcPr>
           <w:p>
             <w:r>
-              <w:t>Within two weeks</w:t>
+              <w:t>By mid next month</w:t>
             </w:r>
           </w:p>
         </w:tc>
@@ -177,17 +194,69 @@
       <w:tr>
         <w:tc>
           <w:tcPr>
-            <w:tcW w:type="dxa" w:w="2880"/>
+            <w:tcW w:type="dxa" w:w="2160"/>
           </w:tcPr>
           <w:p>
             <w:r>
-              <w:t>Normalize the two smaller units into the common financial picture</w:t>
+              <w:t>2</w:t>
             </w:r>
           </w:p>
         </w:tc>
         <w:tc>
           <w:tcPr>
-            <w:tcW w:type="dxa" w:w="2880"/>
+            <w:tcW w:type="dxa" w:w="2160"/>
+          </w:tcPr>
+          <w:p>
+            <w:r>
+              <w:t>Close the portfolio comparison once the schedules are in</w:t>
+            </w:r>
+          </w:p>
+        </w:tc>
+        <w:tc>
+          <w:tcPr>
+            <w:tcW w:type="dxa" w:w="2160"/>
+          </w:tcPr>
+          <w:p>
+            <w:r>
+              <w:t>Melissa Casey</w:t>
+            </w:r>
+          </w:p>
+        </w:tc>
+        <w:tc>
+          <w:tcPr>
+            <w:tcW w:type="dxa" w:w="2160"/>
+          </w:tcPr>
+          <w:p>
+            <w:r>
+              <w:t>This period</w:t>
+            </w:r>
+          </w:p>
+        </w:tc>
+      </w:tr>
+      <w:tr>
+        <w:tc>
+          <w:tcPr>
+            <w:tcW w:type="dxa" w:w="2160"/>
+          </w:tcPr>
+          <w:p>
+            <w:r>
+              <w:t>3</w:t>
+            </w:r>
+          </w:p>
+        </w:tc>
+        <w:tc>
+          <w:tcPr>
+            <w:tcW w:type="dxa" w:w="2160"/>
+          </w:tcPr>
+          <w:p>
+            <w:r>
+              <w:t>Firm up the market and competitive read and tie each figure to its source</w:t>
+            </w:r>
+          </w:p>
+        </w:tc>
+        <w:tc>
+          <w:tcPr>
+            <w:tcW w:type="dxa" w:w="2160"/>
           </w:tcPr>
           <w:p>
             <w:r>
@@ -197,11 +266,11 @@
         </w:tc>
         <w:tc>
           <w:tcPr>
-            <w:tcW w:type="dxa" w:w="2880"/>
+            <w:tcW w:type="dxa" w:w="2160"/>
           </w:tcPr>
           <w:p>
             <w:r>
-              <w:t>Before the next session</w:t>
+              <w:t>Ongoing</w:t>
             </w:r>
           </w:p>
         </w:tc>
@@ -209,17 +278,27 @@
       <w:tr>
         <w:tc>
           <w:tcPr>
-            <w:tcW w:type="dxa" w:w="2880"/>
+            <w:tcW w:type="dxa" w:w="2160"/>
           </w:tcPr>
           <w:p>
             <w:r>
-              <w:t>Firm up the outside benchmark for the third business and widen its reference base</w:t>
+              <w:t>4</w:t>
             </w:r>
           </w:p>
         </w:tc>
         <w:tc>
           <w:tcPr>
-            <w:tcW w:type="dxa" w:w="2880"/>
+            <w:tcW w:type="dxa" w:w="2160"/>
+          </w:tcPr>
+          <w:p>
+            <w:r>
+              <w:t>Note the two reorganizations in the affected business profiles</w:t>
+            </w:r>
+          </w:p>
+        </w:tc>
+        <w:tc>
+          <w:tcPr>
+            <w:tcW w:type="dxa" w:w="2160"/>
           </w:tcPr>
           <w:p>
             <w:r>
@@ -229,80 +308,21 @@
         </w:tc>
         <w:tc>
           <w:tcPr>
-            <w:tcW w:type="dxa" w:w="2880"/>
+            <w:tcW w:type="dxa" w:w="2160"/>
           </w:tcPr>
           <w:p>
             <w:r>
-              <w:t>Before the next session</w:t>
-            </w:r>
-          </w:p>
-        </w:tc>
-      </w:tr>
-      <w:tr>
-        <w:tc>
-          <w:tcPr>
-            <w:tcW w:type="dxa" w:w="2880"/>
-          </w:tcPr>
-          <w:p>
-            <w:r>
-              <w:t>Begin the competitive read on the two largest units</w:t>
-            </w:r>
-          </w:p>
-        </w:tc>
-        <w:tc>
-          <w:tcPr>
-            <w:tcW w:type="dxa" w:w="2880"/>
-          </w:tcPr>
-          <w:p>
-            <w:r>
-              <w:t>Steven Hunt</w:t>
-            </w:r>
-          </w:p>
-        </w:tc>
-        <w:tc>
-          <w:tcPr>
-            <w:tcW w:type="dxa" w:w="2880"/>
-          </w:tcPr>
-          <w:p>
-            <w:r>
-              <w:t>Before the next session</w:t>
-            </w:r>
-          </w:p>
-        </w:tc>
-      </w:tr>
-      <w:tr>
-        <w:tc>
-          <w:tcPr>
-            <w:tcW w:type="dxa" w:w="2880"/>
-          </w:tcPr>
-          <w:p>
-            <w:r>
-              <w:t>Set the next working session once the items above are in hand</w:t>
-            </w:r>
-          </w:p>
-        </w:tc>
-        <w:tc>
-          <w:tcPr>
-            <w:tcW w:type="dxa" w:w="2880"/>
-          </w:tcPr>
-          <w:p>
-            <w:r>
-              <w:t>Melissa Casey</w:t>
-            </w:r>
-          </w:p>
-        </w:tc>
-        <w:tc>
-          <w:tcPr>
-            <w:tcW w:type="dxa" w:w="2880"/>
-          </w:tcPr>
-          <w:p>
-            <w:r>
-              <w:t>On completion of the above</w:t>
+              <w:t>Next session</w:t>
             </w:r>
           </w:p>
         </w:tc>
       </w:tr>
     </w:tbl>
+    <w:p>
+      <w:r>
+        <w:t>We will reconvene once the schedules are in hand and the portfolio comparison has been closed against them, and I will circulate these minutes to the group today; unless a correction reaches me within the week, they will stand as the agreed record of the session.</w:t>
+      </w:r>
+    </w:p>
     <w:sectPr>
       <w:headerReference w:type="first" r:id="rId9"/>
       <w:headerReference w:type="default" r:id="rId10"/>
